--- a/docs/kancelar/5_Vnitrni_pravidla_AI.docx
+++ b/docs/kancelar/5_Vnitrni_pravidla_AI.docx
@@ -78,6 +78,37 @@
     </w:p>
     <w:p>
       <w:pPr>
+        <w:pBdr>
+          <w:left w:val="single" w:color="7F7F7F" w:sz="18" w:space="6"/>
+        </w:pBdr>
+        <w:shd w:fill="F2F2F2" w:color="auto" w:val="clear"/>
+        <w:spacing w:after="160" w:before="120"/>
+        <w:ind w:left="120"/>
+      </w:pPr>
+      <w:r>
+        <w:rPr>
+          <w:b/>
+          <w:i/>
+          <w:iCs/>
+          <w:color w:val="444444"/>
+          <w:sz w:val="19"/>
+          <w:szCs w:val="19"/>
+        </w:rPr>
+        <w:t>Aktualizace 27. 10. 2026:</w:t>
+      </w:r>
+      <w:r>
+        <w:rPr>
+          <w:i/>
+          <w:iCs/>
+          <w:color w:val="444444"/>
+          <w:sz w:val="19"/>
+          <w:szCs w:val="19"/>
+        </w:rPr>
+        <w:t xml:space="preserve"> doplněn oddíl 2a (klasifikace spisů a cloudový model), rozpočet cloudu a zákaz přímého API poskytovatelů modelů.</w:t>
+      </w:r>
+    </w:p>
+    <w:p>
+      <w:pPr>
         <w:pStyle w:val="Heading1"/>
       </w:pPr>
       <w:r>
@@ -130,6 +161,30 @@
         <w:spacing w:after="60"/>
       </w:pPr>
       <w:r>
+        <w:rPr/>
+        <w:t xml:space="preserve">Cloudový model Claude přes Amazon Bedrock v EU (účet AWS kanceláře) — </w:t>
+      </w:r>
+      <w:r>
+        <w:rPr>
+          <w:highlight w:val="yellow"/>
+        </w:rPr>
+        <w:t>[doplnit: schválen / neschválen]</w:t>
+      </w:r>
+      <w:r>
+        <w:rPr/>
+        <w:t>; jen podle oddílu 2a.</w:t>
+      </w:r>
+    </w:p>
+    <w:p>
+      <w:pPr>
+        <w:pStyle w:val="ListParagraph"/>
+        <w:numPr>
+          <w:ilvl w:val="0"/>
+          <w:numId w:val="2"/>
+        </w:numPr>
+        <w:spacing w:after="60"/>
+      </w:pPr>
+      <w:r>
         <w:rPr>
           <w:highlight w:val="yellow"/>
         </w:rPr>
@@ -166,16 +221,495 @@
         <w:spacing w:after="60"/>
       </w:pPr>
       <w:r>
+        <w:rPr>
+          <w:b/>
+        </w:rPr>
+        <w:t>Zakázáno:</w:t>
+      </w:r>
+      <w:r>
+        <w:rPr/>
+        <w:t xml:space="preserve"> zapínat v LexisLocalu přímé API poskytovatelů modelů (Anthropic, OpenAI) pro práci s klientskými daty; systém ho pro spisy blokuje.</w:t>
+      </w:r>
+    </w:p>
+    <w:p>
+      <w:pPr>
+        <w:pStyle w:val="ListParagraph"/>
+        <w:numPr>
+          <w:ilvl w:val="0"/>
+          <w:numId w:val="2"/>
+        </w:numPr>
+        <w:spacing w:after="60"/>
+      </w:pPr>
+      <w:r>
         <w:t xml:space="preserve">Zapnutí cloudového modelu nebo jiné služby mimo kancelář schvaluje </w:t>
       </w:r>
       <w:r>
         <w:rPr>
           <w:highlight w:val="yellow"/>
         </w:rPr>
-        <w:t xml:space="preserve">[doplnit: vedoucí advokát]</w:t>
-      </w:r>
-      <w:r>
-        <w:t xml:space="preserve"> po aktualizaci DPIA.</w:t>
+        <w:t>[doplnit: vedoucí advokát]</w:t>
+      </w:r>
+      <w:r>
+        <w:t xml:space="preserve"> po aktualizaci DPIA a informací pro klienty. Měsíční rozpočet cloudu, hranici upozornění a tvrdý strop nastavuje </w:t>
+      </w:r>
+      <w:r>
+        <w:rPr>
+          <w:highlight w:val="yellow"/>
+        </w:rPr>
+        <w:t>[doplnit: kdo]</w:t>
+      </w:r>
+      <w:r>
+        <w:t>; po dosažení stropu se dotazy zpracují lokálně.</w:t>
+      </w:r>
+    </w:p>
+    <w:p>
+      <w:pPr>
+        <w:pStyle w:val="Heading1"/>
+      </w:pPr>
+      <w:r>
+        <w:t>2a. Klasifikace spisů a cloudový model</w:t>
+      </w:r>
+    </w:p>
+    <w:tbl>
+      <w:tblPr>
+        <w:tblW w:type="dxa" w:w="9026"/>
+        <w:tblBorders>
+          <w:top w:val="single" w:color="999999" w:sz="4"/>
+          <w:left w:val="single" w:color="999999" w:sz="4"/>
+          <w:bottom w:val="single" w:color="999999" w:sz="4"/>
+          <w:right w:val="single" w:color="999999" w:sz="4"/>
+          <w:insideH w:val="single" w:color="999999" w:sz="4"/>
+          <w:insideV w:val="single" w:color="999999" w:sz="4"/>
+        </w:tblBorders>
+      </w:tblPr>
+      <w:tblGrid>
+        <w:gridCol w:w="2300"/>
+        <w:gridCol w:w="3400"/>
+        <w:gridCol w:w="3326"/>
+      </w:tblGrid>
+      <w:tr>
+        <w:trPr>
+          <w:tblHeader/>
+        </w:trPr>
+        <w:tc>
+          <w:tcPr>
+            <w:tcW w:type="dxa" w:w="2300"/>
+            <w:shd w:fill="DCE6F0" w:color="auto" w:val="clear"/>
+            <w:tcMar>
+              <w:top w:type="dxa" w:w="60"/>
+              <w:left w:type="dxa" w:w="100"/>
+              <w:bottom w:type="dxa" w:w="60"/>
+              <w:right w:type="dxa" w:w="100"/>
+            </w:tcMar>
+          </w:tcPr>
+          <w:p>
+            <w:r>
+              <w:rPr>
+                <w:sz w:val="19"/>
+                <w:szCs w:val="19"/>
+              </w:rPr>
+              <w:t>Stupeň</w:t>
+            </w:r>
+          </w:p>
+        </w:tc>
+        <w:tc>
+          <w:tcPr>
+            <w:tcW w:type="dxa" w:w="3400"/>
+            <w:shd w:fill="DCE6F0" w:color="auto" w:val="clear"/>
+            <w:tcMar>
+              <w:top w:type="dxa" w:w="60"/>
+              <w:left w:type="dxa" w:w="100"/>
+              <w:bottom w:type="dxa" w:w="60"/>
+              <w:right w:type="dxa" w:w="100"/>
+            </w:tcMar>
+          </w:tcPr>
+          <w:p>
+            <w:r>
+              <w:rPr>
+                <w:sz w:val="19"/>
+                <w:szCs w:val="19"/>
+              </w:rPr>
+              <w:t>Typicky</w:t>
+            </w:r>
+          </w:p>
+        </w:tc>
+        <w:tc>
+          <w:tcPr>
+            <w:tcW w:type="dxa" w:w="3326"/>
+            <w:shd w:fill="DCE6F0" w:color="auto" w:val="clear"/>
+            <w:tcMar>
+              <w:top w:type="dxa" w:w="60"/>
+              <w:left w:type="dxa" w:w="100"/>
+              <w:bottom w:type="dxa" w:w="60"/>
+              <w:right w:type="dxa" w:w="100"/>
+            </w:tcMar>
+          </w:tcPr>
+          <w:p>
+            <w:r>
+              <w:rPr>
+                <w:sz w:val="19"/>
+                <w:szCs w:val="19"/>
+              </w:rPr>
+              <w:t>Cloudový model</w:t>
+            </w:r>
+          </w:p>
+        </w:tc>
+      </w:tr>
+      <w:tr>
+        <w:tc>
+          <w:tcPr>
+            <w:tcW w:type="dxa" w:w="2300"/>
+            <w:tcMar>
+              <w:top w:type="dxa" w:w="60"/>
+              <w:left w:type="dxa" w:w="100"/>
+              <w:bottom w:type="dxa" w:w="60"/>
+              <w:right w:type="dxa" w:w="100"/>
+            </w:tcMar>
+          </w:tcPr>
+          <w:p>
+            <w:r>
+              <w:rPr>
+                <w:sz w:val="19"/>
+                <w:szCs w:val="19"/>
+              </w:rPr>
+              <w:t>A – přísně důvěrné</w:t>
+            </w:r>
+          </w:p>
+        </w:tc>
+        <w:tc>
+          <w:tcPr>
+            <w:tcW w:type="dxa" w:w="3400"/>
+            <w:tcMar>
+              <w:top w:type="dxa" w:w="60"/>
+              <w:left w:type="dxa" w:w="100"/>
+              <w:bottom w:type="dxa" w:w="60"/>
+              <w:right w:type="dxa" w:w="100"/>
+            </w:tcMar>
+          </w:tcPr>
+          <w:p>
+            <w:r>
+              <w:rPr>
+                <w:sz w:val="19"/>
+                <w:szCs w:val="19"/>
+              </w:rPr>
+              <w:t xml:space="preserve">trestní obhajoba, zdravotní údaje, nezletilí, oznamovatelé, </w:t>
+            </w:r>
+            <w:r>
+              <w:rPr>
+                <w:sz w:val="19"/>
+                <w:szCs w:val="19"/>
+                <w:highlight w:val="yellow"/>
+              </w:rPr>
+              <w:t>[doplnit]</w:t>
+            </w:r>
+          </w:p>
+        </w:tc>
+        <w:tc>
+          <w:tcPr>
+            <w:tcW w:type="dxa" w:w="3326"/>
+            <w:tcMar>
+              <w:top w:type="dxa" w:w="60"/>
+              <w:left w:type="dxa" w:w="100"/>
+              <w:bottom w:type="dxa" w:w="60"/>
+              <w:right w:type="dxa" w:w="100"/>
+            </w:tcMar>
+          </w:tcPr>
+          <w:p>
+            <w:r>
+              <w:rPr>
+                <w:sz w:val="19"/>
+                <w:szCs w:val="19"/>
+              </w:rPr>
+              <w:t>nikdy, ani se souhlasem klienta</w:t>
+            </w:r>
+          </w:p>
+        </w:tc>
+      </w:tr>
+      <w:tr>
+        <w:tc>
+          <w:tcPr>
+            <w:tcW w:type="dxa" w:w="2300"/>
+            <w:tcMar>
+              <w:top w:type="dxa" w:w="60"/>
+              <w:left w:type="dxa" w:w="100"/>
+              <w:bottom w:type="dxa" w:w="60"/>
+              <w:right w:type="dxa" w:w="100"/>
+            </w:tcMar>
+          </w:tcPr>
+          <w:p>
+            <w:r>
+              <w:rPr>
+                <w:sz w:val="19"/>
+                <w:szCs w:val="19"/>
+              </w:rPr>
+              <w:t>B – důvěrné (výchozí)</w:t>
+            </w:r>
+          </w:p>
+        </w:tc>
+        <w:tc>
+          <w:tcPr>
+            <w:tcW w:type="dxa" w:w="3400"/>
+            <w:tcMar>
+              <w:top w:type="dxa" w:w="60"/>
+              <w:left w:type="dxa" w:w="100"/>
+              <w:bottom w:type="dxa" w:w="60"/>
+              <w:right w:type="dxa" w:w="100"/>
+            </w:tcMar>
+          </w:tcPr>
+          <w:p>
+            <w:r>
+              <w:rPr>
+                <w:sz w:val="19"/>
+                <w:szCs w:val="19"/>
+              </w:rPr>
+              <w:t>běžné spisy, dokud je advokát nezařadí jinak</w:t>
+            </w:r>
+          </w:p>
+        </w:tc>
+        <w:tc>
+          <w:tcPr>
+            <w:tcW w:type="dxa" w:w="3326"/>
+            <w:tcMar>
+              <w:top w:type="dxa" w:w="60"/>
+              <w:left w:type="dxa" w:w="100"/>
+              <w:bottom w:type="dxa" w:w="60"/>
+              <w:right w:type="dxa" w:w="100"/>
+            </w:tcMar>
+          </w:tcPr>
+          <w:p>
+            <w:r>
+              <w:rPr>
+                <w:sz w:val="19"/>
+                <w:szCs w:val="19"/>
+              </w:rPr>
+              <w:t>jen s výslovným souhlasem klienta pro tento spis</w:t>
+            </w:r>
+          </w:p>
+        </w:tc>
+      </w:tr>
+      <w:tr>
+        <w:tc>
+          <w:tcPr>
+            <w:tcW w:type="dxa" w:w="2300"/>
+            <w:tcMar>
+              <w:top w:type="dxa" w:w="60"/>
+              <w:left w:type="dxa" w:w="100"/>
+              <w:bottom w:type="dxa" w:w="60"/>
+              <w:right w:type="dxa" w:w="100"/>
+            </w:tcMar>
+          </w:tcPr>
+          <w:p>
+            <w:r>
+              <w:rPr>
+                <w:sz w:val="19"/>
+                <w:szCs w:val="19"/>
+              </w:rPr>
+              <w:t>C – standardní</w:t>
+            </w:r>
+          </w:p>
+        </w:tc>
+        <w:tc>
+          <w:tcPr>
+            <w:tcW w:type="dxa" w:w="3400"/>
+            <w:tcMar>
+              <w:top w:type="dxa" w:w="60"/>
+              <w:left w:type="dxa" w:w="100"/>
+              <w:bottom w:type="dxa" w:w="60"/>
+              <w:right w:type="dxa" w:w="100"/>
+            </w:tcMar>
+          </w:tcPr>
+          <w:p>
+            <w:r>
+              <w:rPr>
+                <w:sz w:val="19"/>
+                <w:szCs w:val="19"/>
+              </w:rPr>
+              <w:t>věci, kde klient udělil rámcový souhlas ve smlouvě o právních službách</w:t>
+            </w:r>
+          </w:p>
+        </w:tc>
+        <w:tc>
+          <w:tcPr>
+            <w:tcW w:type="dxa" w:w="3326"/>
+            <w:tcMar>
+              <w:top w:type="dxa" w:w="60"/>
+              <w:left w:type="dxa" w:w="100"/>
+              <w:bottom w:type="dxa" w:w="60"/>
+              <w:right w:type="dxa" w:w="100"/>
+            </w:tcMar>
+          </w:tcPr>
+          <w:p>
+            <w:r>
+              <w:rPr>
+                <w:sz w:val="19"/>
+                <w:szCs w:val="19"/>
+              </w:rPr>
+              <w:t>se souhlasem pro spis nebo s rámcovým souhlasem</w:t>
+            </w:r>
+          </w:p>
+        </w:tc>
+      </w:tr>
+      <w:tr>
+        <w:tc>
+          <w:tcPr>
+            <w:tcW w:type="dxa" w:w="2300"/>
+            <w:tcMar>
+              <w:top w:type="dxa" w:w="60"/>
+              <w:left w:type="dxa" w:w="100"/>
+              <w:bottom w:type="dxa" w:w="60"/>
+              <w:right w:type="dxa" w:w="100"/>
+            </w:tcMar>
+          </w:tcPr>
+          <w:p>
+            <w:r>
+              <w:rPr>
+                <w:sz w:val="19"/>
+                <w:szCs w:val="19"/>
+              </w:rPr>
+              <w:t>D – veřejné</w:t>
+            </w:r>
+          </w:p>
+        </w:tc>
+        <w:tc>
+          <w:tcPr>
+            <w:tcW w:type="dxa" w:w="3400"/>
+            <w:tcMar>
+              <w:top w:type="dxa" w:w="60"/>
+              <w:left w:type="dxa" w:w="100"/>
+              <w:bottom w:type="dxa" w:w="60"/>
+              <w:right w:type="dxa" w:w="100"/>
+            </w:tcMar>
+          </w:tcPr>
+          <w:p>
+            <w:r>
+              <w:rPr>
+                <w:sz w:val="19"/>
+                <w:szCs w:val="19"/>
+              </w:rPr>
+              <w:t>veřejné texty bez vazby na klienta (zákony, judikatura, obecné rešerše)</w:t>
+            </w:r>
+          </w:p>
+        </w:tc>
+        <w:tc>
+          <w:tcPr>
+            <w:tcW w:type="dxa" w:w="3326"/>
+            <w:tcMar>
+              <w:top w:type="dxa" w:w="60"/>
+              <w:left w:type="dxa" w:w="100"/>
+              <w:bottom w:type="dxa" w:w="60"/>
+              <w:right w:type="dxa" w:w="100"/>
+            </w:tcMar>
+          </w:tcPr>
+          <w:p>
+            <w:r>
+              <w:rPr>
+                <w:sz w:val="19"/>
+                <w:szCs w:val="19"/>
+              </w:rPr>
+              <w:t>bez souhlasu</w:t>
+            </w:r>
+          </w:p>
+        </w:tc>
+      </w:tr>
+    </w:tbl>
+    <w:p>
+      <w:pPr>
+        <w:pStyle w:val="ListParagraph"/>
+        <w:numPr>
+          <w:ilvl w:val="0"/>
+          <w:numId w:val="2"/>
+        </w:numPr>
+        <w:spacing w:after="60" w:before="160"/>
+      </w:pPr>
+      <w:r>
+        <w:t>Každý nový spis má stupeň B. Advokát, který spis vede, při založení stupeň zkontroluje a případně změní; věci uvedené u stupně A zařadí vždy do A.</w:t>
+      </w:r>
+    </w:p>
+    <w:p>
+      <w:pPr>
+        <w:pStyle w:val="ListParagraph"/>
+        <w:numPr>
+          <w:ilvl w:val="0"/>
+          <w:numId w:val="2"/>
+        </w:numPr>
+        <w:spacing w:after="60"/>
+      </w:pPr>
+      <w:r>
+        <w:t>Zvýšit stupeň smí každý uživatel. Snížit stupeň smí jen advokát, a to s odůvodněním (zapíše se do deníku spisu a auditu).</w:t>
+      </w:r>
+    </w:p>
+    <w:p>
+      <w:pPr>
+        <w:pStyle w:val="ListParagraph"/>
+        <w:numPr>
+          <w:ilvl w:val="0"/>
+          <w:numId w:val="2"/>
+        </w:numPr>
+        <w:spacing w:after="60"/>
+      </w:pPr>
+      <w:r>
+        <w:t>Souhlas klienta s cloudem zaznamenává advokát; do poznámky uvede, jak byl udělen (písemně, e-mailem, ve smlouvě), a doklad založí do spisu. Vzor: „Souhlas klienta se zpracováním v cloudu“.</w:t>
+      </w:r>
+    </w:p>
+    <w:p>
+      <w:pPr>
+        <w:pStyle w:val="ListParagraph"/>
+        <w:numPr>
+          <w:ilvl w:val="0"/>
+          <w:numId w:val="2"/>
+        </w:numPr>
+        <w:spacing w:after="60"/>
+      </w:pPr>
+      <w:r>
+        <w:t>Rámcový souhlas ve smlouvě o právních službách stačí jen u spisů ve stupni C. U spisů ve stupni B je potřeba souhlas pro konkrétní věc.</w:t>
+      </w:r>
+    </w:p>
+    <w:p>
+      <w:pPr>
+        <w:pStyle w:val="ListParagraph"/>
+        <w:numPr>
+          <w:ilvl w:val="0"/>
+          <w:numId w:val="2"/>
+        </w:numPr>
+        <w:spacing w:after="60"/>
+      </w:pPr>
+      <w:r>
+        <w:t>Odvolání souhlasu zaznamená ihned ten, kdo ho přijal (smí každý uživatel); platí okamžitě.</w:t>
+      </w:r>
+    </w:p>
+    <w:p>
+      <w:pPr>
+        <w:pStyle w:val="ListParagraph"/>
+        <w:numPr>
+          <w:ilvl w:val="0"/>
+          <w:numId w:val="2"/>
+        </w:numPr>
+        <w:spacing w:after="60"/>
+      </w:pPr>
+      <w:r>
+        <w:t>Do dotazu na asistenta se nevkládá text z jiných věcí, než ke kterým dotaz patří. Dotaz nad více spisy se řídí nejcitlivějším z nich.</w:t>
+      </w:r>
+    </w:p>
+    <w:p>
+      <w:pPr>
+        <w:pStyle w:val="ListParagraph"/>
+        <w:numPr>
+          <w:ilvl w:val="0"/>
+          <w:numId w:val="2"/>
+        </w:numPr>
+        <w:spacing w:after="60"/>
+      </w:pPr>
+      <w:r>
+        <w:t xml:space="preserve">Kontrola: </w:t>
+      </w:r>
+      <w:r>
+        <w:rPr>
+          <w:highlight w:val="yellow"/>
+        </w:rPr>
+        <w:t>[doplnit: kdo]</w:t>
+      </w:r>
+      <w:r>
+        <w:t xml:space="preserve"> jednou měsíčně projde v auditu záznamy „Cloud AI“ a přehled nákladů.</w:t>
       </w:r>
     </w:p>
     <w:p>
